--- a/docs/GDD.docx
+++ b/docs/GDD.docx
@@ -5793,7 +5793,7 @@
               <w:spacing w:after="40"/>
             </w:pPr>
             <w:r>
-              <w:t xml:space="preserve">待关联（本轮尚未提交）</w:t>
+              <w:t xml:space="preserve">1d15617</w:t>
             </w:r>
           </w:p>
         </w:tc>
